--- a/zht/docx/03.content.docx
+++ b/zht/docx/03.content.docx
@@ -11,6 +11,15 @@
         <w:pStyle w:val="Heading2"/>
       </w:pPr>
       <w:r>
+        <w:t>Resource: 研讀筆記 (Tyndale)</w:t>
+      </w:r>
+      <w:r/>
+    </w:p>
+    <w:p>
+      <w:pPr>
+        <w:pStyle w:val="Heading2"/>
+      </w:pPr>
+      <w:r>
         <w:t>License Information</w:t>
       </w:r>
       <w:r/>
@@ -21,7 +30,7 @@
         <w:rPr>
           <w:b/>
         </w:rPr>
-        <w:t>Study Notes (Tyndale)</w:t>
+        <w:t>研讀筆記 (Tyndale)</w:t>
       </w:r>
       <w:r>
         <w:t xml:space="preserve"> (Chinese (Traditional)) is based on</w:t>
@@ -74,7 +83,7 @@
         <w:pStyle w:val="Heading1"/>
       </w:pPr>
       <w:r>
-        <w:t>Study Notes (Tyndale)</w:t>
+        <w:t>研讀筆記 (Tyndale)</w:t>
       </w:r>
     </w:p>
     <w:p>
@@ -83,6 +92,50 @@
           <w:headerReference w:type="even" r:id="rId8"/>
           <w:headerReference w:type="default" r:id="rId9"/>
           <w:footerReference w:type="default" r:id="rId10"/>
+          <w:footnotePr>
+            <w:numRestart w:val="eachSect"/>
+          </w:footnotePr>
+          <w:type w:val="continuous"/>
+          <w:pgSz w:w="12240" w:h="15840" w:code="1"/>
+          <w:pgMar w:top="1440" w:right="1440" w:bottom="1440" w:left="1440" w:header="504" w:footer="504" w:gutter="0"/>
+          <w:cols w:space="708"/>
+          <w:titlePg/>
+          <w:docGrid w:linePitch="360"/>
+        </w:sectPr>
+      </w:pPr>
+    </w:p>
+    <w:p>
+      <w:r/>
+    </w:p>
+    <w:p>
+      <w:pPr>
+        <w:pStyle w:val="Heading2"/>
+      </w:pPr>
+      <w:r>
+        <w:t>LEV</w:t>
+      </w:r>
+      <w:r/>
+    </w:p>
+    <w:p>
+      <w:r/>
+      <w:r>
+        <w:rPr>
+          <w:i/>
+        </w:rPr>
+        <w:t>利未記 1:1, 利未記 1:1–7.38, 利未記 1:2–3, 利未記 1:3, 利未記 1:3–17, 利未記 1:4, 利未記 1:5, 利未記 1:6, 利未記 1:8, 利未記 1:9, 利未記 1:10–13, 利未記 1:14–17, 利未記 1:17, 利未記 2:1, 利未記 2:1–16, 利未記 2:2, 利未記 2:3, 利未記 2:4, 利未記 2:5, 利未記 2:7, 利未記 2:11, 利未記 2:12, 利未記 2:13, 利未記 3:1, 利未記 3:1–17, 利未記 3:4, 利未記 3:5, 利未記 3:6–11, 利未記 3:9, 利未記 3:11, 利未記 3:12–16, 利未記 3:17, 利未記 4:1–5:13, 利未記 4:3, 利未記 4:3–21, 利未記 4:5–6, 利未記 4:7, 利未記 4:11–12, 利未記 4:15, 利未記 4:20, 利未記 4:22, 利未記 4:22–35, 利未記 4:23, 利未記 4:24, 利未記 4:25, 利未記 4:27–35, 利未記 5:1, 利未記 5:1–6, 利未記 5:2, 利未記 5:3, 利未記 5:4, 利未記 5:5, 利未記 5:6, 利未記 5:7, 利未記 5:7–13, 利未記 5:11, 利未記 5:13, 利未記 5:14–6:7, 利未記 5:15, 利未記 5:16, 利未記 5:17–19, 利未記 6:2, 利未記 6:5, 利未記 6:7, 利未記 6:8–7.38, 利未記 6:10, 利未記 6:11, 利未記 6:12–13, 利未記 6:16, 利未記 6:17, 利未記 6:18, 利未記 6:19–23, 利未記 6:22, 利未記 6:23, 利未記 6:28, 利未記 6:30, 利未記 7:3–4, 利未記 7:12–15, 利未記 7:15, 利未記 7:16–18, 利未記 7:18, 利未記 7:19–21, 利未記 7:20–21, 利未記 7:22–27, 利未記 7:24, 利未記 7:26–27, 利未記 7:34, 利未記 7:36, 利未記 8:1–36, 利未記 8:2, 利未記 8:4, 利未記 8:6, 利未記 8:7, 利未記 8:8, 利未記 8:9, 利未記 8:10, 利未記 8:13, 利未記 8:14, 利未記 8:15, 利未記 8:18, 利未記 8:22, 利未記 8:23, 利未記 8:29, 利未記 8:30, 利未記 8:31, 利未記 8:34, 利未記 8:35, 利未記 9:1, 利未記 9:2–4, 利未記 9:6, 利未記 9:7, 利未記 9:9, 利未記 9:17, 利未記 9:22, 利未記 9:24, 利未記 10:1, 利未記 10:1–20, 利未記 10:2, 利未記 10:3, 利未記 10:4, 利未記 10:5, 利未記 10:6, 利未記 10:7, 利未記 10:8–10, 利未記 10:11, 利未記 10:12, 利未記 10:13–15, 利未記 10:16–17, 利未記 10:19, 利未記 11:1–15.33, 利未記 11:2–3, 利未記 11:2–8, 利未記 11:5–6, 利未記 11:9, 利未記 11:10, 利未記 11:13–19, 利未記 11:21–22, 利未記 11:24–25, 利未記 11:29–31, 利未記 11:32–40, 利未記 11:36, 利未記 11:37–38, 利未記 11:39–40, 利未記 11:44–45, 利未記 11:45, 利未記 12:1–8, 利未記 12:2, 利未記 12:3, 利未記 12:4, 利未記 12:5, 利未記 12:6, 利未記 12:7, 利未記 12:8, 利未記 13:1–46, 利未記 13:1–14.57, 利未記 13:2, 利未記 13:3, 利未記 13:4–5, 利未記 13:8, 利未記 13:10, 利未記 13:12–13, 利未記 13:24–25, 利未記 13:30, 利未記 13:38–39, 利未記 13:42, 利未記 13:45, 利未記 13:46, 利未記 13:47, 利未記 13:47–59, 利未記 14:1–32, 利未記 14:4, 利未記 14:5–7, 利未記 14:7, 利未記 14:12, 利未記 14:14, 利未記 14:15–17, 利未記 14:19, 利未記 14:20, 利未記 14:21–32, 利未記 14:33–53, 利未記 14:34, 利未記 14:36, 利未記 14:37, 利未記 14:54–57, 利未記 15:1–33, 利未記 15:2, 利未記 15:13–15, 利未記 15:16–17, 利未記 15:18, 利未記 15:19–23, 利未記 15:24, 利未記 15:25–29, 利未記 15:32–33, 利未記 16:1–34, 利未記 16:2, 利未記 16:4, 利未記 16:6, 利未記 16:8, 利未記 16:16, 利未記 16:23–24, 利未記 16:27, 利未記 16:29, 利未記 16:31, 利未記 17:1–26.46, 利未記 17:3–9, 利未記 17:4, 利未記 17:7, 利未記 17:11, 利未記 17:13, 利未記 17:15–16, 利未記 18:1–20.27, 利未記 18:2, 利未記 18:4–5, 利未記 18:6–7, 利未記 18:7, 利未記 18:7–8, 利未記 18:9, 利未記 18:12–13, 利未記 18:14, 利未記 18:15, 利未記 18:16, 利未記 18:17, 利未記 18:18, 利未記 18:20, 利未記 18:21, 利未記 18:22, 利未記 18:23, 利未記 18:24–25, 利未記 18:28, 利未記 19:2, 利未記 19:3, 利未記 19:9–10, 利未記 19:11, 利未記 19:12, 利未記 19:13, 利未記 19:14, 利未記 19:15, 利未記 19:16, 利未記 19:17, 利未記 19:18, 利未記 19:19, 利未記 19:20–22, 利未記 19:23–25, 利未記 19:26, 利未記 19:27, 利未記 19:28, 利未記 19:29, 利未記 19:30, 利未記 19:31, 利未記 19:32, 利未記 19:33–34, 利未記 19:35–36, 利未記 20:2, 利未記 20:9, 利未記 20:9–27, 利未記 20:10, 利未記 20:11, 利未記 20:17, 利未記 20:20–21, 利未記 20:24, 利未記 21:1–4, 利未記 21:1–22:33, 利未記 21:5, 利未記 21:6, 利未記 21:7, 利未記 21:10–15, 利未記 21:22, 利未記 22:2–6, 利未記 22:5, 利未記 22:9, 利未記 22:11, 利未記 22:14–16, 利未記 22:15, 利未記 22:18, 利未記 22:21, 利未記 22:23, 利未記 22:27, 利未記 22:28, 利未記 23:2, 利未記 23:5, 利未記 23:5–8, 利未記 23:6, 利未記 23:10–14, 利未記 23:11, 利未記 23:14, 利未記 23:15–21, 利未記 23:18, 利未記 23:24, 利未記 23:27, 利未記 23:29–30, 利未記 23:34–43, 利未記 23:39, 利未記 23:43, 利未記 24:5, 利未記 24:7, 利未記 24:10–23, 利未記 24:11, 利未記 24:14, 利未記 24:17, 利未記 24:20, 利未記 24:22, 利未記 25:1–55, 利未記 25:2–7, 利未記 25:4, 利未記 25:8–17, 利未記 25:10, 利未記 25:11–12, 利未記 25:15–16, 利未記 25:23, 利未記 25:25, 利未記 25:29–31, 利未記 25:32–34, 利未記 25:35, 利未記 25:36–37, 利未記 25:38, 利未記 25:40, 利未記 25:42, 利未記 25:43, 利未記 25:44–46, 利未記 25:47–55, 利未記 26:1, 利未記 26:3, 利未記 26:3–39, 利未記 26:5, 利未記 26:7, 利未記 26:9, 利未記 26:12, 利未記 26:13, 利未記 26:14–39, 利未記 26:18, 利未記 26:19–20, 利未記 26:29, 利未記 26:30, 利未記 26:34, 利未記 26:36–39, 利未記 26:40–45, 利未記 26:41, 利未記 26:42, 利未記 27:1–34, 利未記 27:2, 利未記 27:3–7, 利未記 27:8, 利未記 27:9–10, 利未記 27:11–13, 利未記 27:14–15, 利未記 27:16–21, 利未記 27:21, 利未記 27:25, 利未記 27:26, 利未記 27:28, 利未記 27:29, 利未記 27:30, 利未記 27:31, 利未記 27:32, 利未記 27:34</w:t>
+      </w:r>
+    </w:p>
+    <w:p>
+      <w:r/>
+      <w:r>
+        <w:t xml:space="preserve"> </w:t>
+      </w:r>
+      <w:r/>
+      <w:r/>
+    </w:p>
+    <w:p>
+      <w:pPr>
+        <w:sectPr>
           <w:footnotePr>
             <w:numRestart w:val="eachSect"/>
           </w:footnotePr>

--- a/zht/docx/03.content.docx
+++ b/zht/docx/03.content.docx
@@ -163,13 +163,6 @@
         <w:rPr>
           <w:lang w:val="zh_TW" w:bidi="zh_TW"/>
         </w:rPr>
-      </w:r>
-      <w:r>
-        <w:rPr>
-          <w:i/>
-          <w:lang w:val="zh_TW" w:bidi="zh_TW"/>
-        </w:rPr>
-        <w:t>利未記 1:1, 利未記 1:1–7.38, 利未記 1:2–3, 利未記 1:3, 利未記 1:3–17, 利未記 1:4, 利未記 1:5, 利未記 1:6, 利未記 1:8, 利未記 1:9, 利未記 1:10–13, 利未記 1:14–17, 利未記 1:17, 利未記 2:1, 利未記 2:1–16, 利未記 2:2, 利未記 2:3, 利未記 2:4, 利未記 2:5, 利未記 2:7, 利未記 2:11, 利未記 2:12, 利未記 2:13, 利未記 3:1, 利未記 3:1–17, 利未記 3:4, 利未記 3:5, 利未記 3:6–11, 利未記 3:9, 利未記 3:11, 利未記 3:12–16, 利未記 3:17, 利未記 4:1–5:13, 利未記 4:3, 利未記 4:3–21, 利未記 4:5–6, 利未記 4:7, 利未記 4:11–12, 利未記 4:15, 利未記 4:20, 利未記 4:22, 利未記 4:22–35, 利未記 4:23, 利未記 4:24, 利未記 4:25, 利未記 4:27–35, 利未記 5:1, 利未記 5:1–6, 利未記 5:2, 利未記 5:3, 利未記 5:4, 利未記 5:5, 利未記 5:6, 利未記 5:7, 利未記 5:7–13, 利未記 5:11, 利未記 5:13, 利未記 5:14–6:7, 利未記 5:15, 利未記 5:16, 利未記 5:17–19, 利未記 6:2, 利未記 6:5, 利未記 6:7, 利未記 6:8–7.38, 利未記 6:10, 利未記 6:11, 利未記 6:12–13, 利未記 6:16, 利未記 6:17, 利未記 6:18, 利未記 6:19–23, 利未記 6:22, 利未記 6:23, 利未記 6:28, 利未記 6:30, 利未記 7:3–4, 利未記 7:12–15, 利未記 7:15, 利未記 7:16–18, 利未記 7:18, 利未記 7:19–21, 利未記 7:20–21, 利未記 7:22–27, 利未記 7:24, 利未記 7:26–27, 利未記 7:34, 利未記 7:36, 利未記 8:1–36, 利未記 8:2, 利未記 8:4, 利未記 8:6, 利未記 8:7, 利未記 8:8, 利未記 8:9, 利未記 8:10, 利未記 8:13, 利未記 8:14, 利未記 8:15, 利未記 8:18, 利未記 8:22, 利未記 8:23, 利未記 8:29, 利未記 8:30, 利未記 8:31, 利未記 8:34, 利未記 8:35, 利未記 9:1, 利未記 9:2–4, 利未記 9:6, 利未記 9:7, 利未記 9:9, 利未記 9:17, 利未記 9:22, 利未記 9:24, 利未記 10:1, 利未記 10:1–20, 利未記 10:2, 利未記 10:3, 利未記 10:4, 利未記 10:5, 利未記 10:6, 利未記 10:7, 利未記 10:8–10, 利未記 10:11, 利未記 10:12, 利未記 10:13–15, 利未記 10:16–17, 利未記 10:19, 利未記 11:1–15.33, 利未記 11:2–3, 利未記 11:2–8, 利未記 11:5–6, 利未記 11:9, 利未記 11:10, 利未記 11:13–19, 利未記 11:21–22, 利未記 11:24–25, 利未記 11:29–31, 利未記 11:32–40, 利未記 11:36, 利未記 11:37–38, 利未記 11:39–40, 利未記 11:44–45, 利未記 11:45, 利未記 12:1–8, 利未記 12:2, 利未記 12:3, 利未記 12:4, 利未記 12:5, 利未記 12:6, 利未記 12:7, 利未記 12:8, 利未記 13:1–46, 利未記 13:1–14.57, 利未記 13:2, 利未記 13:3, 利未記 13:4–5, 利未記 13:8, 利未記 13:10, 利未記 13:12–13, 利未記 13:24–25, 利未記 13:30, 利未記 13:38–39, 利未記 13:42, 利未記 13:45, 利未記 13:46, 利未記 13:47, 利未記 13:47–59, 利未記 14:1–32, 利未記 14:4, 利未記 14:5–7, 利未記 14:7, 利未記 14:12, 利未記 14:14, 利未記 14:15–17, 利未記 14:19, 利未記 14:20, 利未記 14:21–32, 利未記 14:33–53, 利未記 14:34, 利未記 14:36, 利未記 14:37, 利未記 14:54–57, 利未記 15:1–33, 利未記 15:2, 利未記 15:13–15, 利未記 15:16–17, 利未記 15:18, 利未記 15:19–23, 利未記 15:24, 利未記 15:25–29, 利未記 15:32–33, 利未記 16:1–34, 利未記 16:2, 利未記 16:4, 利未記 16:6, 利未記 16:8, 利未記 16:16, 利未記 16:23–24, 利未記 16:27, 利未記 16:29, 利未記 16:31, 利未記 17:1–26.46, 利未記 17:3–9, 利未記 17:4, 利未記 17:7, 利未記 17:11, 利未記 17:13, 利未記 17:15–16, 利未記 18:1–20.27, 利未記 18:2, 利未記 18:4–5, 利未記 18:6–7, 利未記 18:7, 利未記 18:7–8, 利未記 18:9, 利未記 18:12–13, 利未記 18:14, 利未記 18:15, 利未記 18:16, 利未記 18:17, 利未記 18:18, 利未記 18:20, 利未記 18:21, 利未記 18:22, 利未記 18:23, 利未記 18:24–25, 利未記 18:28, 利未記 19:2, 利未記 19:3, 利未記 19:9–10, 利未記 19:11, 利未記 19:12, 利未記 19:13, 利未記 19:14, 利未記 19:15, 利未記 19:16, 利未記 19:17, 利未記 19:18, 利未記 19:19, 利未記 19:20–22, 利未記 19:23–25, 利未記 19:26, 利未記 19:27, 利未記 19:28, 利未記 19:29, 利未記 19:30, 利未記 19:31, 利未記 19:32, 利未記 19:33–34, 利未記 19:35–36, 利未記 20:2, 利未記 20:9, 利未記 20:9–27, 利未記 20:10, 利未記 20:11, 利未記 20:17, 利未記 20:20–21, 利未記 20:24, 利未記 21:1–4, 利未記 21:1–22:33, 利未記 21:5, 利未記 21:6, 利未記 21:7, 利未記 21:10–15, 利未記 21:22, 利未記 22:2–6, 利未記 22:5, 利未記 22:9, 利未記 22:11, 利未記 22:14–16, 利未記 22:15, 利未記 22:18, 利未記 22:21, 利未記 22:23, 利未記 22:27, 利未記 22:28, 利未記 23:2, 利未記 23:5, 利未記 23:5–8, 利未記 23:6, 利未記 23:10–14, 利未記 23:11, 利未記 23:14, 利未記 23:15–21, 利未記 23:18, 利未記 23:24, 利未記 23:27, 利未記 23:29–30, 利未記 23:34–43, 利未記 23:39, 利未記 23:43, 利未記 24:5, 利未記 24:7, 利未記 24:10–23, 利未記 24:11, 利未記 24:14, 利未記 24:17, 利未記 24:20, 利未記 24:22, 利未記 25:1–55, 利未記 25:2–7, 利未記 25:4, 利未記 25:8–17, 利未記 25:10, 利未記 25:11–12, 利未記 25:15–16, 利未記 25:23, 利未記 25:25, 利未記 25:29–31, 利未記 25:32–34, 利未記 25:35, 利未記 25:36–37, 利未記 25:38, 利未記 25:40, 利未記 25:42, 利未記 25:43, 利未記 25:44–46, 利未記 25:47–55, 利未記 26:1, 利未記 26:3, 利未記 26:3–39, 利未記 26:5, 利未記 26:7, 利未記 26:9, 利未記 26:12, 利未記 26:13, 利未記 26:14–39, 利未記 26:18, 利未記 26:19–20, 利未記 26:29, 利未記 26:30, 利未記 26:34, 利未記 26:36–39, 利未記 26:40–45, 利未記 26:41, 利未記 26:42, 利未記 27:1–34, 利未記 27:2, 利未記 27:3–7, 利未記 27:8, 利未記 27:9–10, 利未記 27:11–13, 利未記 27:14–15, 利未記 27:16–21, 利未記 27:21, 利未記 27:25, 利未記 27:26, 利未記 27:28, 利未記 27:29, 利未記 27:30, 利未記 27:31, 利未記 27:32, 利未記 27:34</w:t>
       </w:r>
       <w:r>
         <w:rPr>

--- a/zht/docx/03.content.docx
+++ b/zht/docx/03.content.docx
@@ -150,19 +150,6 @@
           <w:lang w:val="zh_TW" w:bidi="zh_TW"/>
         </w:rPr>
         <w:t>LEV</w:t>
-      </w:r>
-      <w:r>
-        <w:rPr>
-          <w:lang w:val="zh_TW" w:bidi="zh_TW"/>
-        </w:rPr>
-      </w:r>
-    </w:p>
-    <w:p>
-      <w:pPr/>
-      <w:r>
-        <w:rPr>
-          <w:lang w:val="zh_TW" w:bidi="zh_TW"/>
-        </w:rPr>
       </w:r>
       <w:r>
         <w:rPr>

--- a/zht/docx/03.content.docx
+++ b/zht/docx/03.content.docx
@@ -19,7 +19,7 @@
         <w:rPr>
           <w:lang w:val="zh_TW" w:bidi="zh_TW"/>
         </w:rPr>
-        <w:t>Resource: 研讀筆記 (Tyndale)</w:t>
+        <w:t>Resource: Tyndale Open Study Notes</w:t>
       </w:r>
       <w:r>
         <w:rPr>
@@ -112,7 +112,7 @@
         <w:rPr>
           <w:lang w:val="zh_TW" w:bidi="zh_TW"/>
         </w:rPr>
-        <w:t>研讀筆記 (Tyndale)</w:t>
+        <w:t>Tyndale Open Study Notes</w:t>
       </w:r>
     </w:p>
     <w:p>

--- a/zht/docx/03.content.docx
+++ b/zht/docx/03.content.docx
@@ -19,7 +19,7 @@
         <w:rPr>
           <w:lang w:val="zh_TW" w:bidi="zh_TW"/>
         </w:rPr>
-        <w:t>Resource: Tyndale Open Study Notes</w:t>
+        <w:t>Resource: Aquifer Open Study Notes</w:t>
       </w:r>
       <w:r>
         <w:rPr>
@@ -112,7 +112,7 @@
         <w:rPr>
           <w:lang w:val="zh_TW" w:bidi="zh_TW"/>
         </w:rPr>
-        <w:t>Tyndale Open Study Notes</w:t>
+        <w:t>Aquifer Open Study Notes</w:t>
       </w:r>
     </w:p>
     <w:p>
